--- a/exercises/ex_02/report.docx
+++ b/exercises/ex_02/report.docx
@@ -239,7 +239,21 @@
           <w:rFonts w:ascii="Times New Roman" w:hAnsi="Times New Roman" w:cs="Times New Roman"/>
           <w:lang w:val="en-US"/>
         </w:rPr>
-        <w:t>Từ dữ liệu nhận được, server phản hồi địa chỉ email cho client, theo cấutrúc email của sv ĐHBK</w:t>
+        <w:t>Từ dữ liệu nhận được, server phản hồi địa chỉ email cho client, theo cấu</w:t>
+      </w:r>
+      <w:r>
+        <w:rPr>
+          <w:rFonts w:ascii="Times New Roman" w:hAnsi="Times New Roman" w:cs="Times New Roman"/>
+          <w:lang w:val="en-US"/>
+        </w:rPr>
+        <w:t xml:space="preserve"> </w:t>
+      </w:r>
+      <w:r>
+        <w:rPr>
+          <w:rFonts w:ascii="Times New Roman" w:hAnsi="Times New Roman" w:cs="Times New Roman"/>
+          <w:lang w:val="en-US"/>
+        </w:rPr>
+        <w:t>trúc email của sv ĐHBK</w:t>
       </w:r>
     </w:p>
     <w:p>
@@ -275,7 +289,21 @@
           <w:rFonts w:ascii="Times New Roman" w:hAnsi="Times New Roman" w:cs="Times New Roman"/>
           <w:lang w:val="en-US"/>
         </w:rPr>
-        <w:t>server, thử nghiệm với nhiều client kết nối cùngmột lúc.</w:t>
+        <w:t>server, thử nghiệm với nhiều client kết nối cùng</w:t>
+      </w:r>
+      <w:r>
+        <w:rPr>
+          <w:rFonts w:ascii="Times New Roman" w:hAnsi="Times New Roman" w:cs="Times New Roman"/>
+          <w:lang w:val="en-US"/>
+        </w:rPr>
+        <w:t xml:space="preserve"> </w:t>
+      </w:r>
+      <w:r>
+        <w:rPr>
+          <w:rFonts w:ascii="Times New Roman" w:hAnsi="Times New Roman" w:cs="Times New Roman"/>
+          <w:lang w:val="en-US"/>
+        </w:rPr>
+        <w:t>một lúc.</w:t>
       </w:r>
     </w:p>
     <w:p>
@@ -662,6 +690,7 @@
       <w:r>
         <w:rPr>
           <w:rFonts w:ascii="Times New Roman" w:hAnsi="Times New Roman" w:cs="Times New Roman"/>
+          <w:noProof/>
           <w:sz w:val="22"/>
           <w:szCs w:val="22"/>
         </w:rPr>
